--- a/workshop/build/fasl1-azmayesh1-student.docx
+++ b/workshop/build/fasl1-azmayesh1-student.docx
@@ -1553,37 +1553,6 @@
         </w:tc>
       </w:tr>
     </w:tbl>
-    <w:p>
-      <w:pPr>
-        <w:spacing w:before="100"/>
-        <w:jc w:val="right"/>
-        <w:bidi w:val="1"/>
-        <w:shd w:val="clear" w:fill="FFF8E8"/>
-      </w:pPr>
-      <w:r>
-        <w:rPr>
-          <w:rFonts w:ascii="Vazirmatn" w:hAnsi="Vazirmatn" w:cs="Vazirmatn"/>
-          <w:b/>
-          <w:color w:val="9A6B12"/>
-          <w:sz w:val="18"/>
-          <w:rtl w:val="1"/>
-          <w:szCs w:val="18"/>
-          <w:bCs w:val="1"/>
-        </w:rPr>
-        <w:t xml:space="preserve">نکتهٔ ایمنی: </w:t>
-      </w:r>
-      <w:r>
-        <w:rPr>
-          <w:rFonts w:ascii="Vazirmatn" w:hAnsi="Vazirmatn" w:cs="Vazirmatn"/>
-          <w:b w:val="0"/>
-          <w:color w:val="9A6B12"/>
-          <w:sz w:val="17"/>
-          <w:rtl w:val="1"/>
-          <w:szCs w:val="17"/>
-        </w:rPr>
-        <w:t>مواد آزمایشگاهی را نچشید و با چشمان خود به آن‌ها نزدیک نکنید؛ پس از پایان آزمایش، دست‌های خود را با آب و صابون بشویید.</w:t>
-      </w:r>
-    </w:p>
     <w:sectPr>
       <w:pgSz w:w="11906" w:h="16838"/>
       <w:pgMar w:top="454" w:right="567" w:bottom="454" w:left="567" w:header="720" w:footer="720" w:gutter="0"/>

--- a/workshop/build/fasl1-azmayesh1-student.docx
+++ b/workshop/build/fasl1-azmayesh1-student.docx
@@ -117,24 +117,6 @@
           <w:bCs w:val="1"/>
         </w:rPr>
         <w:t>موضوع آزمایش: آزمایش ۱: مخلوط‌های همگن و ناهمگن</w:t>
-      </w:r>
-    </w:p>
-    <w:p>
-      <w:pPr>
-        <w:spacing w:after="60"/>
-        <w:jc w:val="center"/>
-        <w:bidi w:val="1"/>
-      </w:pPr>
-      <w:r>
-        <w:rPr>
-          <w:rFonts w:ascii="Vazirmatn" w:hAnsi="Vazirmatn" w:cs="Vazirmatn"/>
-          <w:b w:val="0"/>
-          <w:color w:val="8A7596"/>
-          <w:sz w:val="16"/>
-          <w:rtl w:val="1"/>
-          <w:szCs w:val="16"/>
-        </w:rPr>
-        <w:t>برگرفته از فعالیت صفحهٔ ۳ کتاب علوم تجربی پایهٔ هشتم</w:t>
       </w:r>
     </w:p>
     <w:tbl>
@@ -1553,6 +1535,26 @@
         </w:tc>
       </w:tr>
     </w:tbl>
+    <w:p>
+      <w:pPr>
+        <w:spacing w:before="160"/>
+        <w:jc w:val="center"/>
+        <w:bidi w:val="1"/>
+        <w:shd w:val="clear" w:fill="FFEEF8"/>
+      </w:pPr>
+      <w:r>
+        <w:rPr>
+          <w:rFonts w:ascii="Vazirmatn" w:hAnsi="Vazirmatn" w:cs="Vazirmatn"/>
+          <w:b/>
+          <w:color w:val="C2447C"/>
+          <w:sz w:val="21"/>
+          <w:rtl w:val="1"/>
+          <w:szCs w:val="21"/>
+          <w:bCs w:val="1"/>
+        </w:rPr>
+        <w:t>🌸 طراحی شده با ❤ برای دانش‌آموزان دبیرستان هوردخت 🌸</w:t>
+      </w:r>
+    </w:p>
     <w:sectPr>
       <w:pgSz w:w="11906" w:h="16838"/>
       <w:pgMar w:top="454" w:right="567" w:bottom="454" w:left="567" w:header="720" w:footer="720" w:gutter="0"/>

--- a/workshop/build/fasl1-azmayesh1-student.docx
+++ b/workshop/build/fasl1-azmayesh1-student.docx
@@ -236,19 +236,37 @@
     <w:p>
       <w:pPr>
         <w:spacing w:after="40"/>
-        <w:jc w:val="right"/>
+        <w:jc w:val="center"/>
         <w:bidi w:val="1"/>
       </w:pPr>
       <w:r>
         <w:rPr>
           <w:rFonts w:ascii="Vazirmatn" w:hAnsi="Vazirmatn" w:cs="Vazirmatn"/>
           <w:b w:val="0"/>
-          <w:color w:val="54455C"/>
-          <w:sz w:val="19"/>
+          <w:color w:val="BB8FD4"/>
+          <w:sz w:val="20"/>
           <w:rtl w:val="1"/>
-          <w:szCs w:val="19"/>
+          <w:szCs w:val="20"/>
         </w:rPr>
-        <w:t>مقایسهٔ مخلوط آب و خاک با مخلوط آب و نمک پس از هم زدن و تشخیص این‌که ذرات مواد تشکیل‌دهندهٔ مخلوط، به‌طور یکنواخت در هم پراکنده می‌شوند یا نه.</w:t>
+        <w:t>...................................................................................</w:t>
+      </w:r>
+    </w:p>
+    <w:p>
+      <w:pPr>
+        <w:spacing w:after="40"/>
+        <w:jc w:val="center"/>
+        <w:bidi w:val="1"/>
+      </w:pPr>
+      <w:r>
+        <w:rPr>
+          <w:rFonts w:ascii="Vazirmatn" w:hAnsi="Vazirmatn" w:cs="Vazirmatn"/>
+          <w:b w:val="0"/>
+          <w:color w:val="BB8FD4"/>
+          <w:sz w:val="20"/>
+          <w:rtl w:val="1"/>
+          <w:szCs w:val="20"/>
+        </w:rPr>
+        <w:t>...................................................................................</w:t>
       </w:r>
     </w:p>
     <w:p>
@@ -890,182 +908,74 @@
     </w:p>
     <w:p>
       <w:pPr>
-        <w:spacing w:after="20"/>
-        <w:jc w:val="right"/>
+        <w:spacing w:after="40"/>
+        <w:jc w:val="center"/>
         <w:bidi w:val="1"/>
       </w:pPr>
       <w:r>
         <w:rPr>
           <w:rFonts w:ascii="Vazirmatn" w:hAnsi="Vazirmatn" w:cs="Vazirmatn"/>
-          <w:b/>
-          <w:color w:val="D4547E"/>
+          <w:b w:val="0"/>
+          <w:color w:val="BB8FD4"/>
           <w:sz w:val="20"/>
           <w:rtl w:val="1"/>
           <w:szCs w:val="20"/>
-          <w:bCs w:val="1"/>
         </w:rPr>
-        <w:t xml:space="preserve">۱. </w:t>
-      </w:r>
-      <w:r>
-        <w:rPr>
-          <w:rFonts w:ascii="Vazirmatn" w:hAnsi="Vazirmatn" w:cs="Vazirmatn"/>
-          <w:b w:val="0"/>
-          <w:color w:val="54455C"/>
-          <w:sz w:val="19"/>
-          <w:rtl w:val="1"/>
-          <w:szCs w:val="19"/>
-        </w:rPr>
-        <w:t>دو بشر را انتخاب کنید و با چسب کاغذی برای آن‌ها شمارهٔ ۱ و ۲ بگذارید.</w:t>
+        <w:t>...................................................................................</w:t>
       </w:r>
     </w:p>
     <w:p>
       <w:pPr>
-        <w:spacing w:after="20"/>
-        <w:jc w:val="right"/>
+        <w:spacing w:after="40"/>
+        <w:jc w:val="center"/>
         <w:bidi w:val="1"/>
       </w:pPr>
       <w:r>
         <w:rPr>
           <w:rFonts w:ascii="Vazirmatn" w:hAnsi="Vazirmatn" w:cs="Vazirmatn"/>
-          <w:b/>
-          <w:color w:val="D4547E"/>
+          <w:b w:val="0"/>
+          <w:color w:val="BB8FD4"/>
           <w:sz w:val="20"/>
           <w:rtl w:val="1"/>
           <w:szCs w:val="20"/>
-          <w:bCs w:val="1"/>
         </w:rPr>
-        <w:t xml:space="preserve">۲. </w:t>
-      </w:r>
-      <w:r>
-        <w:rPr>
-          <w:rFonts w:ascii="Vazirmatn" w:hAnsi="Vazirmatn" w:cs="Vazirmatn"/>
-          <w:b w:val="0"/>
-          <w:color w:val="54455C"/>
-          <w:sz w:val="19"/>
-          <w:rtl w:val="1"/>
-          <w:szCs w:val="19"/>
-        </w:rPr>
-        <w:t>در هر دو بشر به مقدار یکسان (۱۰۰ میلی‌لیتر) آب بریزید.</w:t>
+        <w:t>...................................................................................</w:t>
       </w:r>
     </w:p>
     <w:p>
       <w:pPr>
-        <w:spacing w:after="20"/>
-        <w:jc w:val="right"/>
+        <w:spacing w:after="40"/>
+        <w:jc w:val="center"/>
         <w:bidi w:val="1"/>
       </w:pPr>
       <w:r>
         <w:rPr>
           <w:rFonts w:ascii="Vazirmatn" w:hAnsi="Vazirmatn" w:cs="Vazirmatn"/>
-          <w:b/>
-          <w:color w:val="D4547E"/>
+          <w:b w:val="0"/>
+          <w:color w:val="BB8FD4"/>
           <w:sz w:val="20"/>
           <w:rtl w:val="1"/>
           <w:szCs w:val="20"/>
-          <w:bCs w:val="1"/>
         </w:rPr>
-        <w:t xml:space="preserve">۳. </w:t>
-      </w:r>
-      <w:r>
-        <w:rPr>
-          <w:rFonts w:ascii="Vazirmatn" w:hAnsi="Vazirmatn" w:cs="Vazirmatn"/>
-          <w:b w:val="0"/>
-          <w:color w:val="54455C"/>
-          <w:sz w:val="19"/>
-          <w:rtl w:val="1"/>
-          <w:szCs w:val="19"/>
-        </w:rPr>
-        <w:t>در بشر شمارهٔ ۱ یک قاشقک خاک باغچه و در بشر شمارهٔ ۲ یک قاشقک نمک خوراکی بریزید.</w:t>
+        <w:t>...................................................................................</w:t>
       </w:r>
     </w:p>
     <w:p>
       <w:pPr>
-        <w:spacing w:after="20"/>
-        <w:jc w:val="right"/>
+        <w:spacing w:after="40"/>
+        <w:jc w:val="center"/>
         <w:bidi w:val="1"/>
       </w:pPr>
       <w:r>
         <w:rPr>
           <w:rFonts w:ascii="Vazirmatn" w:hAnsi="Vazirmatn" w:cs="Vazirmatn"/>
-          <w:b/>
-          <w:color w:val="D4547E"/>
+          <w:b w:val="0"/>
+          <w:color w:val="BB8FD4"/>
           <w:sz w:val="20"/>
           <w:rtl w:val="1"/>
           <w:szCs w:val="20"/>
-          <w:bCs w:val="1"/>
         </w:rPr>
-        <w:t xml:space="preserve">۴. </w:t>
-      </w:r>
-      <w:r>
-        <w:rPr>
-          <w:rFonts w:ascii="Vazirmatn" w:hAnsi="Vazirmatn" w:cs="Vazirmatn"/>
-          <w:b w:val="0"/>
-          <w:color w:val="54455C"/>
-          <w:sz w:val="19"/>
-          <w:rtl w:val="1"/>
-          <w:szCs w:val="19"/>
-        </w:rPr>
-        <w:t>محتویات هر دو بشر را با همزن شیشه‌ای به‌آرامی و کاملاً به هم بزنید.</w:t>
-      </w:r>
-    </w:p>
-    <w:p>
-      <w:pPr>
-        <w:spacing w:after="20"/>
-        <w:jc w:val="right"/>
-        <w:bidi w:val="1"/>
-      </w:pPr>
-      <w:r>
-        <w:rPr>
-          <w:rFonts w:ascii="Vazirmatn" w:hAnsi="Vazirmatn" w:cs="Vazirmatn"/>
-          <w:b/>
-          <w:color w:val="D4547E"/>
-          <w:sz w:val="20"/>
-          <w:rtl w:val="1"/>
-          <w:szCs w:val="20"/>
-          <w:bCs w:val="1"/>
-        </w:rPr>
-        <w:t xml:space="preserve">۵. </w:t>
-      </w:r>
-      <w:r>
-        <w:rPr>
-          <w:rFonts w:ascii="Vazirmatn" w:hAnsi="Vazirmatn" w:cs="Vazirmatn"/>
-          <w:b w:val="0"/>
-          <w:color w:val="54455C"/>
-          <w:sz w:val="19"/>
-          <w:rtl w:val="1"/>
-          <w:szCs w:val="19"/>
-        </w:rPr>
-        <w:t>چند لحظه صبر کنید و سپس رنگ و شفافیت محتویات دو بشر را با هم مقایسه کنید.</w:t>
-      </w:r>
-    </w:p>
-    <w:p>
-      <w:pPr>
-        <w:spacing w:after="20"/>
-        <w:jc w:val="right"/>
-        <w:bidi w:val="1"/>
-      </w:pPr>
-      <w:r>
-        <w:rPr>
-          <w:rFonts w:ascii="Vazirmatn" w:hAnsi="Vazirmatn" w:cs="Vazirmatn"/>
-          <w:b/>
-          <w:color w:val="D4547E"/>
-          <w:sz w:val="20"/>
-          <w:rtl w:val="1"/>
-          <w:szCs w:val="20"/>
-          <w:bCs w:val="1"/>
-        </w:rPr>
-        <w:t xml:space="preserve">۶. </w:t>
-      </w:r>
-      <w:r>
-        <w:rPr>
-          <w:rFonts w:ascii="Vazirmatn" w:hAnsi="Vazirmatn" w:cs="Vazirmatn"/>
-          <w:b w:val="0"/>
-          <w:color w:val="54455C"/>
-          <w:sz w:val="19"/>
-          <w:rtl w:val="1"/>
-          <w:szCs w:val="19"/>
-        </w:rPr>
-        <w:t>مشاهدات خود را در جدول ثبت مشاهدات یادداشت کنید.</w:t>
+        <w:t>...................................................................................</w:t>
       </w:r>
     </w:p>
     <w:p>

--- a/workshop/build/fasl1-azmayesh1-student.docx
+++ b/workshop/build/fasl1-azmayesh1-student.docx
@@ -116,7 +116,7 @@
           <w:szCs w:val="26"/>
           <w:bCs w:val="1"/>
         </w:rPr>
-        <w:t>موضوع آزمایش: آزمایش ۱: مخلوط‌های همگن و ناهمگن</w:t>
+        <w:t>مخلوط‌های همگن و ناهمگن</w:t>
       </w:r>
     </w:p>
     <w:tbl>
@@ -287,24 +287,6 @@
           <w:bCs w:val="1"/>
         </w:rPr>
         <w:t>۲. فرضیه</w:t>
-      </w:r>
-    </w:p>
-    <w:p>
-      <w:pPr>
-        <w:spacing w:after="20"/>
-        <w:jc w:val="right"/>
-        <w:bidi w:val="1"/>
-      </w:pPr>
-      <w:r>
-        <w:rPr>
-          <w:rFonts w:ascii="Vazirmatn" w:hAnsi="Vazirmatn" w:cs="Vazirmatn"/>
-          <w:b w:val="0"/>
-          <w:color w:val="A05A92"/>
-          <w:sz w:val="17"/>
-          <w:rtl w:val="1"/>
-          <w:szCs w:val="17"/>
-        </w:rPr>
-        <w:t>پیش‌بینی کنید پس از هم زدن، محتویات کدام بشر شفاف و کدام کدر می‌شود؟ چرا؟</w:t>
       </w:r>
     </w:p>
     <w:p>
